--- a/historia_geografia_7/05_produccion_anual/bloque_2/solucionario/SOLUCIONARIO_BLOQUE_II_A4.docx
+++ b/historia_geografia_7/05_produccion_anual/bloque_2/solucionario/SOLUCIONARIO_BLOQUE_II_A4.docx
@@ -7239,7 +7239,7 @@
                 <w:b w:val="0"/>
                 <w:sz w:val="21"/>
               </w:rPr>
-              <w:t>d) el rey concentraba el poder de hacer leyes, juzgar y gobernar</w:t>
+              <w:t>d) el rey</w:t>
             </w:r>
           </w:p>
         </w:tc>
@@ -7570,7 +7570,7 @@
                 <w:b w:val="0"/>
                 <w:sz w:val="21"/>
               </w:rPr>
-              <w:t>Falso: la encomienda asignaba trabajo indígena a un español; el gobierno de la ciudad era tarea del Cabildo.</w:t>
+              <w:t>Falso: el gobierno de la ciudad era tarea del Cabildo; la encomienda solo asignaba trabajo indígena a un español.</w:t>
             </w:r>
           </w:p>
         </w:tc>
@@ -8656,6 +8656,7 @@
           </w:tcPr>
           <w:p>
             <w:pPr>
+              <w:keepNext/>
               <w:spacing w:after="0"/>
             </w:pPr>
             <w:r>
@@ -8673,6 +8674,7 @@
           </w:tcPr>
           <w:p>
             <w:pPr>
+              <w:keepNext/>
               <w:spacing w:after="0"/>
             </w:pPr>
             <w:r>
@@ -8690,6 +8692,7 @@
           </w:tcPr>
           <w:p>
             <w:pPr>
+              <w:keepNext/>
               <w:spacing w:after="0"/>
             </w:pPr>
             <w:r>
@@ -8707,6 +8710,7 @@
           </w:tcPr>
           <w:p>
             <w:pPr>
+              <w:keepNext/>
               <w:spacing w:after="0"/>
             </w:pPr>
             <w:r>
@@ -8729,6 +8733,7 @@
           </w:tcPr>
           <w:p>
             <w:pPr>
+              <w:keepNext/>
               <w:spacing w:after="0"/>
             </w:pPr>
             <w:r>
@@ -8746,6 +8751,7 @@
           </w:tcPr>
           <w:p>
             <w:pPr>
+              <w:keepNext/>
               <w:spacing w:after="0"/>
             </w:pPr>
             <w:r>
@@ -8763,6 +8769,7 @@
           </w:tcPr>
           <w:p>
             <w:pPr>
+              <w:keepNext/>
               <w:spacing w:after="0"/>
             </w:pPr>
             <w:r>
@@ -8780,6 +8787,7 @@
           </w:tcPr>
           <w:p>
             <w:pPr>
+              <w:keepNext/>
               <w:spacing w:after="0"/>
             </w:pPr>
             <w:r>
@@ -8802,6 +8810,7 @@
           </w:tcPr>
           <w:p>
             <w:pPr>
+              <w:keepNext/>
               <w:spacing w:after="0"/>
             </w:pPr>
             <w:r>
@@ -8819,6 +8828,7 @@
           </w:tcPr>
           <w:p>
             <w:pPr>
+              <w:keepNext/>
               <w:spacing w:after="0"/>
             </w:pPr>
             <w:r>
@@ -8836,6 +8846,7 @@
           </w:tcPr>
           <w:p>
             <w:pPr>
+              <w:keepNext/>
               <w:spacing w:after="0"/>
             </w:pPr>
             <w:r>
@@ -8853,6 +8864,7 @@
           </w:tcPr>
           <w:p>
             <w:pPr>
+              <w:keepNext/>
               <w:spacing w:after="0"/>
             </w:pPr>
             <w:r>
@@ -10165,6 +10177,7 @@
           </w:tcPr>
           <w:p>
             <w:pPr>
+              <w:keepNext/>
               <w:spacing w:after="0"/>
             </w:pPr>
             <w:r>
@@ -10184,6 +10197,7 @@
           </w:tcPr>
           <w:p>
             <w:pPr>
+              <w:keepNext/>
               <w:spacing w:after="0"/>
             </w:pPr>
             <w:r>
@@ -10203,6 +10217,7 @@
           </w:tcPr>
           <w:p>
             <w:pPr>
+              <w:keepNext/>
               <w:spacing w:after="0"/>
             </w:pPr>
             <w:r>
@@ -10222,6 +10237,7 @@
           </w:tcPr>
           <w:p>
             <w:pPr>
+              <w:keepNext/>
               <w:spacing w:after="0"/>
             </w:pPr>
             <w:r>
@@ -10245,6 +10261,7 @@
           </w:tcPr>
           <w:p>
             <w:pPr>
+              <w:keepNext/>
               <w:spacing w:after="0"/>
             </w:pPr>
             <w:r>
@@ -10262,6 +10279,7 @@
           </w:tcPr>
           <w:p>
             <w:pPr>
+              <w:keepNext/>
               <w:spacing w:after="0"/>
             </w:pPr>
             <w:r>
@@ -10279,6 +10297,7 @@
           </w:tcPr>
           <w:p>
             <w:pPr>
+              <w:keepNext/>
               <w:spacing w:after="0"/>
             </w:pPr>
             <w:r>
@@ -10296,6 +10315,7 @@
           </w:tcPr>
           <w:p>
             <w:pPr>
+              <w:keepNext/>
               <w:spacing w:after="0"/>
             </w:pPr>
             <w:r>
@@ -10318,6 +10338,7 @@
           </w:tcPr>
           <w:p>
             <w:pPr>
+              <w:keepNext/>
               <w:spacing w:after="0"/>
             </w:pPr>
             <w:r>
@@ -10335,6 +10356,7 @@
           </w:tcPr>
           <w:p>
             <w:pPr>
+              <w:keepNext/>
               <w:spacing w:after="0"/>
             </w:pPr>
             <w:r>
@@ -10352,6 +10374,7 @@
           </w:tcPr>
           <w:p>
             <w:pPr>
+              <w:keepNext/>
               <w:spacing w:after="0"/>
             </w:pPr>
             <w:r>
@@ -10369,6 +10392,7 @@
           </w:tcPr>
           <w:p>
             <w:pPr>
+              <w:keepNext/>
               <w:spacing w:after="0"/>
             </w:pPr>
             <w:r>
@@ -10391,6 +10415,7 @@
           </w:tcPr>
           <w:p>
             <w:pPr>
+              <w:keepNext/>
               <w:spacing w:after="0"/>
             </w:pPr>
             <w:r>
@@ -10408,6 +10433,7 @@
           </w:tcPr>
           <w:p>
             <w:pPr>
+              <w:keepNext/>
               <w:spacing w:after="0"/>
             </w:pPr>
             <w:r>
@@ -10425,6 +10451,7 @@
           </w:tcPr>
           <w:p>
             <w:pPr>
+              <w:keepNext/>
               <w:spacing w:after="0"/>
             </w:pPr>
             <w:r>
@@ -10442,6 +10469,7 @@
           </w:tcPr>
           <w:p>
             <w:pPr>
+              <w:keepNext/>
               <w:spacing w:after="0"/>
             </w:pPr>
             <w:r>
@@ -10464,6 +10492,7 @@
           </w:tcPr>
           <w:p>
             <w:pPr>
+              <w:keepNext/>
               <w:spacing w:after="0"/>
             </w:pPr>
             <w:r>
@@ -10481,6 +10510,7 @@
           </w:tcPr>
           <w:p>
             <w:pPr>
+              <w:keepNext/>
               <w:spacing w:after="0"/>
             </w:pPr>
             <w:r>
@@ -10498,6 +10528,7 @@
           </w:tcPr>
           <w:p>
             <w:pPr>
+              <w:keepNext/>
               <w:spacing w:after="0"/>
             </w:pPr>
             <w:r>
@@ -10515,6 +10546,7 @@
           </w:tcPr>
           <w:p>
             <w:pPr>
+              <w:keepNext/>
               <w:spacing w:after="0"/>
             </w:pPr>
             <w:r>
@@ -10537,6 +10569,7 @@
           </w:tcPr>
           <w:p>
             <w:pPr>
+              <w:keepNext/>
               <w:spacing w:after="0"/>
             </w:pPr>
             <w:r>
@@ -10554,6 +10587,7 @@
           </w:tcPr>
           <w:p>
             <w:pPr>
+              <w:keepNext/>
               <w:spacing w:after="0"/>
             </w:pPr>
             <w:r>
@@ -10571,6 +10605,7 @@
           </w:tcPr>
           <w:p>
             <w:pPr>
+              <w:keepNext/>
               <w:spacing w:after="0"/>
             </w:pPr>
             <w:r>
@@ -10588,6 +10623,7 @@
           </w:tcPr>
           <w:p>
             <w:pPr>
+              <w:keepNext/>
               <w:spacing w:after="0"/>
             </w:pPr>
             <w:r>
@@ -10610,6 +10646,7 @@
           </w:tcPr>
           <w:p>
             <w:pPr>
+              <w:keepNext/>
               <w:spacing w:after="0"/>
             </w:pPr>
             <w:r>
@@ -10627,6 +10664,7 @@
           </w:tcPr>
           <w:p>
             <w:pPr>
+              <w:keepNext/>
               <w:spacing w:after="0"/>
             </w:pPr>
             <w:r>
@@ -10644,6 +10682,7 @@
           </w:tcPr>
           <w:p>
             <w:pPr>
+              <w:keepNext/>
               <w:spacing w:after="0"/>
             </w:pPr>
             <w:r>
@@ -10661,6 +10700,7 @@
           </w:tcPr>
           <w:p>
             <w:pPr>
+              <w:keepNext/>
               <w:spacing w:after="0"/>
             </w:pPr>
             <w:r>
@@ -10683,6 +10723,7 @@
           </w:tcPr>
           <w:p>
             <w:pPr>
+              <w:keepNext/>
               <w:spacing w:after="0"/>
             </w:pPr>
             <w:r>
@@ -10700,6 +10741,7 @@
           </w:tcPr>
           <w:p>
             <w:pPr>
+              <w:keepNext/>
               <w:spacing w:after="0"/>
             </w:pPr>
             <w:r>
@@ -10717,6 +10759,7 @@
           </w:tcPr>
           <w:p>
             <w:pPr>
+              <w:keepNext/>
               <w:spacing w:after="0"/>
             </w:pPr>
             <w:r>
@@ -10734,6 +10777,7 @@
           </w:tcPr>
           <w:p>
             <w:pPr>
+              <w:keepNext/>
               <w:spacing w:after="0"/>
             </w:pPr>
             <w:r>
@@ -10756,6 +10800,7 @@
           </w:tcPr>
           <w:p>
             <w:pPr>
+              <w:keepNext/>
               <w:spacing w:after="0"/>
             </w:pPr>
             <w:r>
@@ -10773,6 +10818,7 @@
           </w:tcPr>
           <w:p>
             <w:pPr>
+              <w:keepNext/>
               <w:spacing w:after="0"/>
             </w:pPr>
             <w:r>
@@ -10790,6 +10836,7 @@
           </w:tcPr>
           <w:p>
             <w:pPr>
+              <w:keepNext/>
               <w:spacing w:after="0"/>
             </w:pPr>
             <w:r>
@@ -10807,6 +10854,7 @@
           </w:tcPr>
           <w:p>
             <w:pPr>
+              <w:keepNext/>
               <w:spacing w:after="0"/>
             </w:pPr>
             <w:r>

--- a/historia_geografia_7/05_produccion_anual/bloque_2/solucionario/SOLUCIONARIO_BLOQUE_II_A4.docx
+++ b/historia_geografia_7/05_produccion_anual/bloque_2/solucionario/SOLUCIONARIO_BLOQUE_II_A4.docx
@@ -2467,7 +2467,7 @@
           <w:i/>
           <w:sz w:val="20"/>
         </w:rPr>
-        <w:t>Tomo, págs. 13 a 16 · Encuentro 12</w:t>
+        <w:t>Tomo, págs. 13 a 17 · Encuentro 12</w:t>
       </w:r>
     </w:p>
     <w:tbl>
@@ -3679,7 +3679,7 @@
           <w:i/>
           <w:sz w:val="20"/>
         </w:rPr>
-        <w:t>Tomo, págs. 17 a 19 · Encuentro 13</w:t>
+        <w:t>Tomo, págs. 18 a 20 · Encuentro 13</w:t>
       </w:r>
     </w:p>
     <w:tbl>
@@ -3982,7 +3982,7 @@
           <w:i/>
           <w:sz w:val="20"/>
         </w:rPr>
-        <w:t>Tomo, págs. 21 a 24 · Encuentro 14</w:t>
+        <w:t>Tomo, págs. 22 a 25 · Encuentro 14</w:t>
       </w:r>
     </w:p>
     <w:tbl>
@@ -5196,7 +5196,7 @@
           <w:i/>
           <w:sz w:val="20"/>
         </w:rPr>
-        <w:t>Tomo, págs. 25 a 30 · Encuentro 15</w:t>
+        <w:t>Tomo, págs. 26 a 31 · Encuentro 15</w:t>
       </w:r>
     </w:p>
     <w:tbl>
@@ -6686,7 +6686,7 @@
           <w:i/>
           <w:sz w:val="20"/>
         </w:rPr>
-        <w:t>Tomo, págs. 31 a 33 · Encuentro 16</w:t>
+        <w:t>Tomo, págs. 32 a 34 · Encuentro 16</w:t>
       </w:r>
     </w:p>
     <w:tbl>
@@ -7047,7 +7047,7 @@
           <w:i/>
           <w:sz w:val="20"/>
         </w:rPr>
-        <w:t>Tomo, págs. 34 a 36 · Encuentro 17 · Total: 25 puntos</w:t>
+        <w:t>Tomo, págs. 35 a 37 · Encuentro 17 · Total: 25 puntos</w:t>
       </w:r>
     </w:p>
     <w:tbl>
@@ -8131,7 +8131,7 @@
       <w:r>
         <w:drawing>
           <wp:inline xmlns:a="http://schemas.openxmlformats.org/drawingml/2006/main" xmlns:pic="http://schemas.openxmlformats.org/drawingml/2006/picture">
-            <wp:extent cx="3420000" cy="3691283"/>
+            <wp:extent cx="3420000" cy="4377112"/>
             <wp:docPr id="1" name="Picture 1"/>
             <wp:cNvGraphicFramePr>
               <a:graphicFrameLocks noChangeAspect="1"/>
@@ -8152,7 +8152,7 @@
                   <pic:spPr>
                     <a:xfrm>
                       <a:off x="0" y="0"/>
-                      <a:ext cx="3420000" cy="3691283"/>
+                      <a:ext cx="3420000" cy="4377112"/>
                     </a:xfrm>
                     <a:prstGeom prst="rect"/>
                   </pic:spPr>
@@ -8948,7 +8948,7 @@
           <w:i/>
           <w:sz w:val="20"/>
         </w:rPr>
-        <w:t>Tomo, págs. 37 a 39 · Encuentro 18 · Total: 28 puntos</w:t>
+        <w:t>Tomo, págs. 38 a 40 · Encuentro 18 · Total: 28 puntos</w:t>
       </w:r>
     </w:p>
     <w:tbl>
@@ -9904,7 +9904,7 @@
                 <w:b w:val="0"/>
                 <w:sz w:val="21"/>
               </w:rPr>
-              <w:t>Trabajo hacia 1500: agricultura de roza en la aldea, con reciprocidad (los hombres abrían la chacra; las mujeres cultivaban y hacían la cerámica). Trabajo a mediados del XVI: servicio a los españoles, rancheadas y, desde 1556, encomienda. Autoridad hacia 1500: el mburuvicha, por su prestigio y generosidad. Autoridad a mediados del XVI: las autoridades españolas (gobernador, encomenderos); los caciques como intermediarios.</w:t>
+              <w:t>Trabajo hacia 1500: agricultura de roza en la aldea, con reciprocidad (los hombres abrían la chacra; las mujeres cultivaban y hacían la cerámica). Trabajo a mediados del XVI: servicio a los españoles, rancheadas y, desde 1556, encomienda. Autoridad hacia 1500: el mburuvicha, por su prestigio y generosidad. Autoridad a mediados del XVI: gobernador y Cabildo ejercían el gobierno colonial; los encomenderos tenían poder económico y control del trabajo indígena, mientras los caciques conservaron autoridad local e intermediaron con los españoles.</w:t>
             </w:r>
           </w:p>
         </w:tc>
@@ -10007,7 +10007,7 @@
                 <w:b w:val="0"/>
                 <w:sz w:val="21"/>
               </w:rPr>
-              <w:t>Ejemplo: «Hacia 1500, los guaraníes vivían en aldeas con casas comunales y cultivaban con la técnica de roza. El parentesco y la reciprocidad unían a las familias. Cuando llegaron los españoles, los carios se aliaron con ellos y les entregaron mujeres para volverlos cuñados. De esas uniones nacieron los mestizos. Pero los españoles exigieron cada vez más trabajo y la alianza se volvió dominio. Muchos guaraníes resistieron, como en la rebelión de Oberá en 1579.»</w:t>
+              <w:t>Ejemplo: «Hacia 1500, los guaraníes vivían en aldeas con casas comunales y cultivaban con la técnica de roza. El parentesco y la reciprocidad unían a las familias. Cuando llegaron los españoles, los carios se aliaron con ellos y les entregaron mujeres para volverlos cuñados. De esas uniones nacieron los mestizos. Pero los españoles exigieron cada vez más trabajo y la alianza se volvió dominio. Hubo resistencias guaraníes tempranas, como los levantamientos de Aracaré y Tabaré entre 1542 y 1543.»</w:t>
             </w:r>
           </w:p>
         </w:tc>
@@ -10910,6 +10910,18 @@
         </w:tc>
       </w:tr>
     </w:tbl>
+    <w:p>
+      <w:pPr>
+        <w:spacing w:before="40"/>
+      </w:pPr>
+      <w:r>
+        <w:rPr>
+          <w:i/>
+          <w:sz w:val="18"/>
+        </w:rPr>
+        <w:t>Puntaje compartido: 13 de los 28 puntos corresponden a ítems que evalúan más de una capacidad. Cada ítem se cuenta una sola vez en el total; esos puntos no se reparten entre capacidades. La matriz muestra qué capacidades cubre cada ítem, no un peso exclusivo por capacidad.</w:t>
+      </w:r>
+    </w:p>
     <w:p>
       <w:pPr>
         <w:spacing w:after="40"/>

--- a/historia_geografia_7/05_produccion_anual/bloque_2/solucionario/SOLUCIONARIO_BLOQUE_II_A4.docx
+++ b/historia_geografia_7/05_produccion_anual/bloque_2/solucionario/SOLUCIONARIO_BLOQUE_II_A4.docx
@@ -40,7 +40,7 @@
           <w:i/>
           <w:sz w:val="20"/>
         </w:rPr>
-        <w:t>Tomo, págs. 4 a 8 · Encuentro 10</w:t>
+        <w:t>Tomo, págs. 4 a 6 · Encuentro 10</w:t>
       </w:r>
     </w:p>
     <w:tbl>
@@ -1254,7 +1254,7 @@
           <w:i/>
           <w:sz w:val="20"/>
         </w:rPr>
-        <w:t>Tomo, págs. 9 a 12 · Encuentro 11</w:t>
+        <w:t>Tomo, págs. 7 a 9 · Encuentro 11</w:t>
       </w:r>
     </w:p>
     <w:tbl>
@@ -2467,7 +2467,7 @@
           <w:i/>
           <w:sz w:val="20"/>
         </w:rPr>
-        <w:t>Tomo, págs. 13 a 17 · Encuentro 12</w:t>
+        <w:t>Tomo, págs. 10 a 12 · Encuentro 12</w:t>
       </w:r>
     </w:p>
     <w:tbl>
@@ -3679,7 +3679,7 @@
           <w:i/>
           <w:sz w:val="20"/>
         </w:rPr>
-        <w:t>Tomo, págs. 18 a 20 · Encuentro 13</w:t>
+        <w:t>Tomo, págs. 13 a 14 · Encuentro 13</w:t>
       </w:r>
     </w:p>
     <w:tbl>
@@ -3982,7 +3982,7 @@
           <w:i/>
           <w:sz w:val="20"/>
         </w:rPr>
-        <w:t>Tomo, págs. 22 a 25 · Encuentro 14</w:t>
+        <w:t>Tomo, págs. 16 a 18 · Encuentro 14</w:t>
       </w:r>
     </w:p>
     <w:tbl>
@@ -5196,7 +5196,7 @@
           <w:i/>
           <w:sz w:val="20"/>
         </w:rPr>
-        <w:t>Tomo, págs. 26 a 31 · Encuentro 15</w:t>
+        <w:t>Tomo, págs. 19 a 22 · Encuentro 15</w:t>
       </w:r>
     </w:p>
     <w:tbl>
@@ -6686,7 +6686,7 @@
           <w:i/>
           <w:sz w:val="20"/>
         </w:rPr>
-        <w:t>Tomo, págs. 32 a 34 · Encuentro 16</w:t>
+        <w:t>Tomo, págs. 23 a 24 · Encuentro 16</w:t>
       </w:r>
     </w:p>
     <w:tbl>
@@ -7047,7 +7047,7 @@
           <w:i/>
           <w:sz w:val="20"/>
         </w:rPr>
-        <w:t>Tomo, págs. 35 a 37 · Encuentro 17 · Total: 25 puntos</w:t>
+        <w:t>Tomo, págs. 25 a 26 · Encuentro 17 · Total: 25 puntos</w:t>
       </w:r>
     </w:p>
     <w:tbl>
@@ -8948,7 +8948,7 @@
           <w:i/>
           <w:sz w:val="20"/>
         </w:rPr>
-        <w:t>Tomo, págs. 38 a 40 · Encuentro 18 · Total: 28 puntos</w:t>
+        <w:t>Tomo, págs. 27 a 28 · Encuentro 18 · Total: 28 puntos</w:t>
       </w:r>
     </w:p>
     <w:tbl>
